--- a/RFI-Docs/COIN--VA Center for Clinical Management Research (CCMR).docx
+++ b/RFI-Docs/COIN--VA Center for Clinical Management Research (CCMR).docx
@@ -4,6 +4,121 @@
   <w:body>
     <w:p>
       <w:pPr>
+        <w:jc w:val="left"/>
+      </w:pPr>
+      <w:r>
+        <w:rPr>
+          <w:color w:val="646464"/>
+          <w:sz w:val="18"/>
+        </w:rPr>
+        <w:t>Document: COIN--VA Center for Clinical Management Research (CCMR).docx</w:t>
+      </w:r>
+    </w:p>
+    <w:p>
+      <w:pPr>
+        <w:jc w:val="left"/>
+      </w:pPr>
+      <w:r>
+        <w:rPr>
+          <w:color w:val="646464"/>
+          <w:sz w:val="18"/>
+        </w:rPr>
+        <w:t>Title: COIN--VA Center for Clinical Management Research (CCMR)</w:t>
+      </w:r>
+    </w:p>
+    <w:p>
+      <w:pPr>
+        <w:jc w:val="left"/>
+      </w:pPr>
+      <w:r>
+        <w:rPr>
+          <w:color w:val="646464"/>
+          <w:sz w:val="18"/>
+        </w:rPr>
+        <w:t>Topic: Centers | Type: Presentations and Other Documents</w:t>
+      </w:r>
+    </w:p>
+    <w:p>
+      <w:pPr>
+        <w:jc w:val="left"/>
+      </w:pPr>
+      <w:r>
+        <w:rPr>
+          <w:color w:val="646464"/>
+          <w:sz w:val="18"/>
+        </w:rPr>
+        <w:t>Created: 2025-01-31 | By: Richman, Michael (VACO)</w:t>
+      </w:r>
+    </w:p>
+    <w:p>
+      <w:pPr>
+        <w:jc w:val="left"/>
+      </w:pPr>
+      <w:r>
+        <w:rPr>
+          <w:color w:val="646464"/>
+          <w:sz w:val="18"/>
+        </w:rPr>
+        <w:t>Modified: 2025-01-31 | By: Richman, Michael (VACO)</w:t>
+      </w:r>
+    </w:p>
+    <w:p>
+      <w:pPr>
+        <w:jc w:val="left"/>
+      </w:pPr>
+      <w:r>
+        <w:rPr>
+          <w:color w:val="C8C8C8"/>
+          <w:sz w:val="16"/>
+        </w:rPr>
+        <w:t>────────────────────────────────────────────────────────────────────────────────</w:t>
+      </w:r>
+    </w:p>
+    <w:p>
+      <w:pPr>
+        <w:jc w:val="left"/>
+      </w:pPr>
+      <w:r/>
+    </w:p>
+    <w:p>
+      <w:pPr>
+        <w:jc w:val="left"/>
+      </w:pPr>
+      <w:r>
+        <w:rPr>
+          <w:color w:val="646464"/>
+          <w:sz w:val="18"/>
+        </w:rPr>
+        <w:t>Topic: Centers | Type: Presentations and Other Documents</w:t>
+      </w:r>
+    </w:p>
+    <w:p>
+      <w:pPr>
+        <w:jc w:val="left"/>
+      </w:pPr>
+      <w:r>
+        <w:rPr>
+          <w:color w:val="646464"/>
+          <w:sz w:val="18"/>
+        </w:rPr>
+        <w:t>Created: 2025-01-31 | By: Richman, Michael (VACO)</w:t>
+      </w:r>
+    </w:p>
+    <w:p>
+      <w:pPr>
+        <w:jc w:val="left"/>
+      </w:pPr>
+      <w:r>
+        <w:rPr>
+          <w:color w:val="646464"/>
+          <w:sz w:val="18"/>
+        </w:rPr>
+        <w:t>Modified: 2025-01-31 | By: Richman, Michael (VACO)</w:t>
+      </w:r>
+    </w:p>
+    <w:p>
+      <w:pPr>
+        <w:jc w:val="left"/>
         <w:rPr>
           <w:rFonts w:asciiTheme="minorHAnsi" w:hAnsiTheme="minorHAnsi" w:cstheme="minorHAnsi"/>
           <w:b/>
@@ -12,50 +127,23 @@
           <w:szCs w:val="24"/>
         </w:rPr>
       </w:pPr>
-      <w:bookmarkStart w:id="0" w:name="_Hlk181797547"/>
-      <w:r>
+      <w:r>
+        <w:rPr>
+          <w:color w:val="C8C8C8"/>
+          <w:sz w:val="16"/>
+        </w:rPr>
+        <w:t>────────────────────────────────────────────────────────────────────────────────</w:t>
+      </w:r>
+    </w:p>
+    <w:p>
+      <w:pPr>
         <w:rPr>
           <w:rFonts w:asciiTheme="minorHAnsi" w:hAnsiTheme="minorHAnsi" w:cstheme="minorHAnsi"/>
-          <w:b/>
-          <w:bCs/>
-          <w:sz w:val="24"/>
-          <w:szCs w:val="24"/>
-        </w:rPr>
-        <w:t>VA Center for Clinical Management Research (CCMR)</w:t>
-      </w:r>
-    </w:p>
-    <w:p>
-      <w:pPr>
-        <w:rPr>
-          <w:rFonts w:asciiTheme="minorHAnsi" w:hAnsiTheme="minorHAnsi" w:cstheme="minorHAnsi"/>
-          <w:sz w:val="24"/>
-          <w:szCs w:val="24"/>
-        </w:rPr>
-      </w:pPr>
-      <w:r>
-        <w:rPr>
-          <w:rFonts w:asciiTheme="minorHAnsi" w:hAnsiTheme="minorHAnsi" w:cstheme="minorHAnsi"/>
-          <w:sz w:val="24"/>
-          <w:szCs w:val="24"/>
-        </w:rPr>
-        <w:t xml:space="preserve">VA Ann Arbor </w:t>
-      </w:r>
-      <w:r>
-        <w:rPr>
-          <w:rFonts w:asciiTheme="minorHAnsi" w:hAnsiTheme="minorHAnsi" w:cstheme="minorHAnsi"/>
-          <w:sz w:val="24"/>
-          <w:szCs w:val="24"/>
-        </w:rPr>
-        <w:t xml:space="preserve">(Michigan) </w:t>
-      </w:r>
-      <w:r>
-        <w:rPr>
-          <w:rFonts w:asciiTheme="minorHAnsi" w:hAnsiTheme="minorHAnsi" w:cstheme="minorHAnsi"/>
-          <w:sz w:val="24"/>
-          <w:szCs w:val="24"/>
-        </w:rPr>
-        <w:t>Healthcare System</w:t>
-      </w:r>
+          <w:sz w:val="24"/>
+          <w:szCs w:val="24"/>
+        </w:rPr>
+      </w:pPr>
+      <w:r/>
     </w:p>
     <w:p>
       <w:pPr>
